--- a/documentation.docx
+++ b/documentation.docx
@@ -19,6 +19,19 @@
       <w:r>
         <w:t>Network Topology</w:t>
       </w:r>
+      <w:r>
+        <w:t xml:space="preserve"> Design</w:t>
+      </w:r>
+    </w:p>
+    <w:p>
+      <w:r>
+        <w:t xml:space="preserve">Network Topology </w:t>
+      </w:r>
+      <w:proofErr w:type="gramStart"/>
+      <w:r>
+        <w:t>Implementation :</w:t>
+      </w:r>
+      <w:proofErr w:type="gramEnd"/>
     </w:p>
     <w:p>
       <w:pPr>
@@ -33,9 +46,1786 @@
       </w:pPr>
       <w:r>
         <w:rPr>
+          <w:b/>
+          <w:bCs/>
+        </w:rPr>
+        <w:t>Basic device configuration and settings</w:t>
+      </w:r>
+      <w:r>
+        <w:rPr>
+          <w:b/>
+          <w:bCs/>
+        </w:rPr>
+        <w:t xml:space="preserve"> </w:t>
+      </w:r>
+      <w:r>
+        <w:rPr>
           <w:rStyle w:val="Strong"/>
         </w:rPr>
         <w:t xml:space="preserve">Access control list and SSH for remotely access of the device for the management purpose </w:t>
+      </w:r>
+    </w:p>
+    <w:p>
+      <w:pPr>
+        <w:pStyle w:val="ListParagraph"/>
+        <w:rPr>
+          <w:rStyle w:val="Strong"/>
+        </w:rPr>
+      </w:pPr>
+    </w:p>
+    <w:p>
+      <w:pPr>
+        <w:ind w:left="360"/>
+        <w:jc w:val="center"/>
+        <w:rPr>
+          <w:b/>
+          <w:bCs/>
+        </w:rPr>
+      </w:pPr>
+      <w:r>
+        <w:rPr>
+          <w:b/>
+          <w:bCs/>
+        </w:rPr>
+        <w:drawing>
+          <wp:inline distT="0" distB="0" distL="0" distR="0" wp14:anchorId="4247DEBD" wp14:editId="2CD4D354">
+            <wp:extent cx="2872166" cy="3901440"/>
+            <wp:effectExtent l="0" t="0" r="4445" b="3810"/>
+            <wp:docPr id="446163996" name="Picture 1"/>
+            <wp:cNvGraphicFramePr>
+              <a:graphicFrameLocks xmlns:a="http://schemas.openxmlformats.org/drawingml/2006/main" noChangeAspect="1"/>
+            </wp:cNvGraphicFramePr>
+            <a:graphic xmlns:a="http://schemas.openxmlformats.org/drawingml/2006/main">
+              <a:graphicData uri="http://schemas.openxmlformats.org/drawingml/2006/picture">
+                <pic:pic xmlns:pic="http://schemas.openxmlformats.org/drawingml/2006/picture">
+                  <pic:nvPicPr>
+                    <pic:cNvPr id="446163996" name=""/>
+                    <pic:cNvPicPr/>
+                  </pic:nvPicPr>
+                  <pic:blipFill>
+                    <a:blip r:embed="rId5"/>
+                    <a:stretch>
+                      <a:fillRect/>
+                    </a:stretch>
+                  </pic:blipFill>
+                  <pic:spPr>
+                    <a:xfrm>
+                      <a:off x="0" y="0"/>
+                      <a:ext cx="2880115" cy="3912238"/>
+                    </a:xfrm>
+                    <a:prstGeom prst="rect">
+                      <a:avLst/>
+                    </a:prstGeom>
+                  </pic:spPr>
+                </pic:pic>
+              </a:graphicData>
+            </a:graphic>
+          </wp:inline>
+        </w:drawing>
+      </w:r>
+    </w:p>
+    <w:p>
+      <w:pPr>
+        <w:ind w:left="360"/>
+        <w:jc w:val="center"/>
+        <w:rPr>
+          <w:b/>
+          <w:bCs/>
+        </w:rPr>
+      </w:pPr>
+      <w:r>
+        <w:rPr>
+          <w:b/>
+          <w:bCs/>
+        </w:rPr>
+        <w:lastRenderedPageBreak/>
+        <w:drawing>
+          <wp:inline distT="0" distB="0" distL="0" distR="0" wp14:anchorId="42199773" wp14:editId="30D9FD4D">
+            <wp:extent cx="3099435" cy="3942630"/>
+            <wp:effectExtent l="0" t="0" r="5715" b="1270"/>
+            <wp:docPr id="1410411284" name="Picture 1"/>
+            <wp:cNvGraphicFramePr>
+              <a:graphicFrameLocks xmlns:a="http://schemas.openxmlformats.org/drawingml/2006/main" noChangeAspect="1"/>
+            </wp:cNvGraphicFramePr>
+            <a:graphic xmlns:a="http://schemas.openxmlformats.org/drawingml/2006/main">
+              <a:graphicData uri="http://schemas.openxmlformats.org/drawingml/2006/picture">
+                <pic:pic xmlns:pic="http://schemas.openxmlformats.org/drawingml/2006/picture">
+                  <pic:nvPicPr>
+                    <pic:cNvPr id="1410411284" name=""/>
+                    <pic:cNvPicPr/>
+                  </pic:nvPicPr>
+                  <pic:blipFill rotWithShape="1">
+                    <a:blip r:embed="rId6"/>
+                    <a:srcRect r="28525"/>
+                    <a:stretch>
+                      <a:fillRect/>
+                    </a:stretch>
+                  </pic:blipFill>
+                  <pic:spPr bwMode="auto">
+                    <a:xfrm>
+                      <a:off x="0" y="0"/>
+                      <a:ext cx="3105587" cy="3950456"/>
+                    </a:xfrm>
+                    <a:prstGeom prst="rect">
+                      <a:avLst/>
+                    </a:prstGeom>
+                    <a:ln>
+                      <a:noFill/>
+                    </a:ln>
+                    <a:extLst>
+                      <a:ext uri="{53640926-AAD7-44D8-BBD7-CCE9431645EC}">
+                        <a14:shadowObscured xmlns:a14="http://schemas.microsoft.com/office/drawing/2010/main"/>
+                      </a:ext>
+                    </a:extLst>
+                  </pic:spPr>
+                </pic:pic>
+              </a:graphicData>
+            </a:graphic>
+          </wp:inline>
+        </w:drawing>
+      </w:r>
+    </w:p>
+    <w:p>
+      <w:pPr>
+        <w:ind w:left="360"/>
+        <w:jc w:val="center"/>
+        <w:rPr>
+          <w:b/>
+          <w:bCs/>
+        </w:rPr>
+      </w:pPr>
+      <w:r>
+        <w:rPr>
+          <w:b/>
+          <w:bCs/>
+        </w:rPr>
+        <w:drawing>
+          <wp:inline distT="0" distB="0" distL="0" distR="0" wp14:anchorId="1344CEDC" wp14:editId="124F9624">
+            <wp:extent cx="3142593" cy="3962400"/>
+            <wp:effectExtent l="0" t="0" r="1270" b="0"/>
+            <wp:docPr id="134519338" name="Picture 1"/>
+            <wp:cNvGraphicFramePr>
+              <a:graphicFrameLocks xmlns:a="http://schemas.openxmlformats.org/drawingml/2006/main" noChangeAspect="1"/>
+            </wp:cNvGraphicFramePr>
+            <a:graphic xmlns:a="http://schemas.openxmlformats.org/drawingml/2006/main">
+              <a:graphicData uri="http://schemas.openxmlformats.org/drawingml/2006/picture">
+                <pic:pic xmlns:pic="http://schemas.openxmlformats.org/drawingml/2006/picture">
+                  <pic:nvPicPr>
+                    <pic:cNvPr id="134519338" name=""/>
+                    <pic:cNvPicPr/>
+                  </pic:nvPicPr>
+                  <pic:blipFill rotWithShape="1">
+                    <a:blip r:embed="rId7"/>
+                    <a:srcRect r="22819"/>
+                    <a:stretch>
+                      <a:fillRect/>
+                    </a:stretch>
+                  </pic:blipFill>
+                  <pic:spPr bwMode="auto">
+                    <a:xfrm>
+                      <a:off x="0" y="0"/>
+                      <a:ext cx="3148149" cy="3969405"/>
+                    </a:xfrm>
+                    <a:prstGeom prst="rect">
+                      <a:avLst/>
+                    </a:prstGeom>
+                    <a:ln>
+                      <a:noFill/>
+                    </a:ln>
+                    <a:extLst>
+                      <a:ext uri="{53640926-AAD7-44D8-BBD7-CCE9431645EC}">
+                        <a14:shadowObscured xmlns:a14="http://schemas.microsoft.com/office/drawing/2010/main"/>
+                      </a:ext>
+                    </a:extLst>
+                  </pic:spPr>
+                </pic:pic>
+              </a:graphicData>
+            </a:graphic>
+          </wp:inline>
+        </w:drawing>
+      </w:r>
+    </w:p>
+    <w:p>
+      <w:pPr>
+        <w:ind w:left="360"/>
+        <w:jc w:val="center"/>
+        <w:rPr>
+          <w:noProof/>
+        </w:rPr>
+      </w:pPr>
+      <w:r>
+        <w:rPr>
+          <w:b/>
+          <w:bCs/>
+        </w:rPr>
+        <w:lastRenderedPageBreak/>
+        <w:drawing>
+          <wp:inline distT="0" distB="0" distL="0" distR="0" wp14:anchorId="600EB0CF" wp14:editId="7469F191">
+            <wp:extent cx="2952482" cy="3726688"/>
+            <wp:effectExtent l="0" t="0" r="635" b="7620"/>
+            <wp:docPr id="459659095" name="Picture 1"/>
+            <wp:cNvGraphicFramePr>
+              <a:graphicFrameLocks xmlns:a="http://schemas.openxmlformats.org/drawingml/2006/main" noChangeAspect="1"/>
+            </wp:cNvGraphicFramePr>
+            <a:graphic xmlns:a="http://schemas.openxmlformats.org/drawingml/2006/main">
+              <a:graphicData uri="http://schemas.openxmlformats.org/drawingml/2006/picture">
+                <pic:pic xmlns:pic="http://schemas.openxmlformats.org/drawingml/2006/picture">
+                  <pic:nvPicPr>
+                    <pic:cNvPr id="459659095" name=""/>
+                    <pic:cNvPicPr/>
+                  </pic:nvPicPr>
+                  <pic:blipFill rotWithShape="1">
+                    <a:blip r:embed="rId8"/>
+                    <a:srcRect r="32692"/>
+                    <a:stretch>
+                      <a:fillRect/>
+                    </a:stretch>
+                  </pic:blipFill>
+                  <pic:spPr bwMode="auto">
+                    <a:xfrm>
+                      <a:off x="0" y="0"/>
+                      <a:ext cx="2959794" cy="3735917"/>
+                    </a:xfrm>
+                    <a:prstGeom prst="rect">
+                      <a:avLst/>
+                    </a:prstGeom>
+                    <a:ln>
+                      <a:noFill/>
+                    </a:ln>
+                    <a:extLst>
+                      <a:ext uri="{53640926-AAD7-44D8-BBD7-CCE9431645EC}">
+                        <a14:shadowObscured xmlns:a14="http://schemas.microsoft.com/office/drawing/2010/main"/>
+                      </a:ext>
+                    </a:extLst>
+                  </pic:spPr>
+                </pic:pic>
+              </a:graphicData>
+            </a:graphic>
+          </wp:inline>
+        </w:drawing>
+      </w:r>
+      <w:r>
+        <w:rPr>
+          <w:noProof/>
+        </w:rPr>
+        <w:t xml:space="preserve"> </w:t>
+      </w:r>
+      <w:r>
+        <w:rPr>
+          <w:b/>
+          <w:bCs/>
+        </w:rPr>
+        <w:drawing>
+          <wp:inline distT="0" distB="0" distL="0" distR="0" wp14:anchorId="295AC39A" wp14:editId="2BF4A7C9">
+            <wp:extent cx="2886994" cy="3686175"/>
+            <wp:effectExtent l="0" t="0" r="8890" b="0"/>
+            <wp:docPr id="786943055" name="Picture 1"/>
+            <wp:cNvGraphicFramePr>
+              <a:graphicFrameLocks xmlns:a="http://schemas.openxmlformats.org/drawingml/2006/main" noChangeAspect="1"/>
+            </wp:cNvGraphicFramePr>
+            <a:graphic xmlns:a="http://schemas.openxmlformats.org/drawingml/2006/main">
+              <a:graphicData uri="http://schemas.openxmlformats.org/drawingml/2006/picture">
+                <pic:pic xmlns:pic="http://schemas.openxmlformats.org/drawingml/2006/picture">
+                  <pic:nvPicPr>
+                    <pic:cNvPr id="786943055" name=""/>
+                    <pic:cNvPicPr/>
+                  </pic:nvPicPr>
+                  <pic:blipFill rotWithShape="1">
+                    <a:blip r:embed="rId9"/>
+                    <a:srcRect r="23686"/>
+                    <a:stretch>
+                      <a:fillRect/>
+                    </a:stretch>
+                  </pic:blipFill>
+                  <pic:spPr bwMode="auto">
+                    <a:xfrm>
+                      <a:off x="0" y="0"/>
+                      <a:ext cx="2890314" cy="3690414"/>
+                    </a:xfrm>
+                    <a:prstGeom prst="rect">
+                      <a:avLst/>
+                    </a:prstGeom>
+                    <a:ln>
+                      <a:noFill/>
+                    </a:ln>
+                    <a:extLst>
+                      <a:ext uri="{53640926-AAD7-44D8-BBD7-CCE9431645EC}">
+                        <a14:shadowObscured xmlns:a14="http://schemas.microsoft.com/office/drawing/2010/main"/>
+                      </a:ext>
+                    </a:extLst>
+                  </pic:spPr>
+                </pic:pic>
+              </a:graphicData>
+            </a:graphic>
+          </wp:inline>
+        </w:drawing>
+      </w:r>
+    </w:p>
+    <w:p>
+      <w:pPr>
+        <w:ind w:left="360"/>
+        <w:jc w:val="center"/>
+        <w:rPr>
+          <w:noProof/>
+        </w:rPr>
+      </w:pPr>
+    </w:p>
+    <w:p>
+      <w:pPr>
+        <w:ind w:left="360"/>
+        <w:jc w:val="center"/>
+        <w:rPr>
+          <w:noProof/>
+        </w:rPr>
+      </w:pPr>
+    </w:p>
+    <w:p>
+      <w:pPr>
+        <w:ind w:left="360"/>
+        <w:jc w:val="center"/>
+        <w:rPr>
+          <w:b/>
+          <w:bCs/>
+        </w:rPr>
+      </w:pPr>
+      <w:r>
+        <w:rPr>
+          <w:b/>
+          <w:bCs/>
+        </w:rPr>
+        <w:lastRenderedPageBreak/>
+        <w:drawing>
+          <wp:inline distT="0" distB="0" distL="0" distR="0" wp14:anchorId="714826D4" wp14:editId="6B9451E4">
+            <wp:extent cx="3161199" cy="3962400"/>
+            <wp:effectExtent l="0" t="0" r="1270" b="0"/>
+            <wp:docPr id="2057787602" name="Picture 1"/>
+            <wp:cNvGraphicFramePr>
+              <a:graphicFrameLocks xmlns:a="http://schemas.openxmlformats.org/drawingml/2006/main" noChangeAspect="1"/>
+            </wp:cNvGraphicFramePr>
+            <a:graphic xmlns:a="http://schemas.openxmlformats.org/drawingml/2006/main">
+              <a:graphicData uri="http://schemas.openxmlformats.org/drawingml/2006/picture">
+                <pic:pic xmlns:pic="http://schemas.openxmlformats.org/drawingml/2006/picture">
+                  <pic:nvPicPr>
+                    <pic:cNvPr id="2057787602" name=""/>
+                    <pic:cNvPicPr/>
+                  </pic:nvPicPr>
+                  <pic:blipFill>
+                    <a:blip r:embed="rId10"/>
+                    <a:stretch>
+                      <a:fillRect/>
+                    </a:stretch>
+                  </pic:blipFill>
+                  <pic:spPr>
+                    <a:xfrm>
+                      <a:off x="0" y="0"/>
+                      <a:ext cx="3166349" cy="3968856"/>
+                    </a:xfrm>
+                    <a:prstGeom prst="rect">
+                      <a:avLst/>
+                    </a:prstGeom>
+                  </pic:spPr>
+                </pic:pic>
+              </a:graphicData>
+            </a:graphic>
+          </wp:inline>
+        </w:drawing>
+      </w:r>
+    </w:p>
+    <w:p>
+      <w:pPr>
+        <w:ind w:left="360"/>
+        <w:jc w:val="center"/>
+        <w:rPr>
+          <w:b/>
+          <w:bCs/>
+        </w:rPr>
+      </w:pPr>
+      <w:r>
+        <w:rPr>
+          <w:b/>
+          <w:bCs/>
+        </w:rPr>
+        <w:drawing>
+          <wp:inline distT="0" distB="0" distL="0" distR="0" wp14:anchorId="401F9097" wp14:editId="4791FA83">
+            <wp:extent cx="3252470" cy="3962400"/>
+            <wp:effectExtent l="0" t="0" r="5080" b="0"/>
+            <wp:docPr id="520098652" name="Picture 1"/>
+            <wp:cNvGraphicFramePr>
+              <a:graphicFrameLocks xmlns:a="http://schemas.openxmlformats.org/drawingml/2006/main" noChangeAspect="1"/>
+            </wp:cNvGraphicFramePr>
+            <a:graphic xmlns:a="http://schemas.openxmlformats.org/drawingml/2006/main">
+              <a:graphicData uri="http://schemas.openxmlformats.org/drawingml/2006/picture">
+                <pic:pic xmlns:pic="http://schemas.openxmlformats.org/drawingml/2006/picture">
+                  <pic:nvPicPr>
+                    <pic:cNvPr id="520098652" name=""/>
+                    <pic:cNvPicPr/>
+                  </pic:nvPicPr>
+                  <pic:blipFill>
+                    <a:blip r:embed="rId11"/>
+                    <a:stretch>
+                      <a:fillRect/>
+                    </a:stretch>
+                  </pic:blipFill>
+                  <pic:spPr>
+                    <a:xfrm>
+                      <a:off x="0" y="0"/>
+                      <a:ext cx="3256548" cy="3967368"/>
+                    </a:xfrm>
+                    <a:prstGeom prst="rect">
+                      <a:avLst/>
+                    </a:prstGeom>
+                  </pic:spPr>
+                </pic:pic>
+              </a:graphicData>
+            </a:graphic>
+          </wp:inline>
+        </w:drawing>
+      </w:r>
+    </w:p>
+    <w:p>
+      <w:pPr>
+        <w:ind w:left="360"/>
+        <w:jc w:val="center"/>
+        <w:rPr>
+          <w:b/>
+          <w:bCs/>
+        </w:rPr>
+      </w:pPr>
+      <w:r>
+        <w:rPr>
+          <w:b/>
+          <w:bCs/>
+        </w:rPr>
+        <w:lastRenderedPageBreak/>
+        <w:drawing>
+          <wp:inline distT="0" distB="0" distL="0" distR="0" wp14:anchorId="43CB8E80" wp14:editId="466DCE35">
+            <wp:extent cx="3158777" cy="4095750"/>
+            <wp:effectExtent l="0" t="0" r="3810" b="0"/>
+            <wp:docPr id="2027543192" name="Picture 1"/>
+            <wp:cNvGraphicFramePr>
+              <a:graphicFrameLocks xmlns:a="http://schemas.openxmlformats.org/drawingml/2006/main" noChangeAspect="1"/>
+            </wp:cNvGraphicFramePr>
+            <a:graphic xmlns:a="http://schemas.openxmlformats.org/drawingml/2006/main">
+              <a:graphicData uri="http://schemas.openxmlformats.org/drawingml/2006/picture">
+                <pic:pic xmlns:pic="http://schemas.openxmlformats.org/drawingml/2006/picture">
+                  <pic:nvPicPr>
+                    <pic:cNvPr id="2027543192" name=""/>
+                    <pic:cNvPicPr/>
+                  </pic:nvPicPr>
+                  <pic:blipFill>
+                    <a:blip r:embed="rId12"/>
+                    <a:stretch>
+                      <a:fillRect/>
+                    </a:stretch>
+                  </pic:blipFill>
+                  <pic:spPr>
+                    <a:xfrm>
+                      <a:off x="0" y="0"/>
+                      <a:ext cx="3163943" cy="4102449"/>
+                    </a:xfrm>
+                    <a:prstGeom prst="rect">
+                      <a:avLst/>
+                    </a:prstGeom>
+                  </pic:spPr>
+                </pic:pic>
+              </a:graphicData>
+            </a:graphic>
+          </wp:inline>
+        </w:drawing>
+      </w:r>
+      <w:r>
+        <w:rPr>
+          <w:b/>
+          <w:bCs/>
+        </w:rPr>
+        <w:drawing>
+          <wp:inline distT="0" distB="0" distL="0" distR="0" wp14:anchorId="39ECA9CD" wp14:editId="473AE122">
+            <wp:extent cx="3031980" cy="3718560"/>
+            <wp:effectExtent l="0" t="0" r="0" b="0"/>
+            <wp:docPr id="1885075275" name="Picture 1"/>
+            <wp:cNvGraphicFramePr>
+              <a:graphicFrameLocks xmlns:a="http://schemas.openxmlformats.org/drawingml/2006/main" noChangeAspect="1"/>
+            </wp:cNvGraphicFramePr>
+            <a:graphic xmlns:a="http://schemas.openxmlformats.org/drawingml/2006/main">
+              <a:graphicData uri="http://schemas.openxmlformats.org/drawingml/2006/picture">
+                <pic:pic xmlns:pic="http://schemas.openxmlformats.org/drawingml/2006/picture">
+                  <pic:nvPicPr>
+                    <pic:cNvPr id="1885075275" name=""/>
+                    <pic:cNvPicPr/>
+                  </pic:nvPicPr>
+                  <pic:blipFill>
+                    <a:blip r:embed="rId13"/>
+                    <a:stretch>
+                      <a:fillRect/>
+                    </a:stretch>
+                  </pic:blipFill>
+                  <pic:spPr>
+                    <a:xfrm>
+                      <a:off x="0" y="0"/>
+                      <a:ext cx="3036151" cy="3723675"/>
+                    </a:xfrm>
+                    <a:prstGeom prst="rect">
+                      <a:avLst/>
+                    </a:prstGeom>
+                  </pic:spPr>
+                </pic:pic>
+              </a:graphicData>
+            </a:graphic>
+          </wp:inline>
+        </w:drawing>
+      </w:r>
+    </w:p>
+    <w:p>
+      <w:pPr>
+        <w:ind w:left="360"/>
+        <w:jc w:val="center"/>
+        <w:rPr>
+          <w:b/>
+          <w:bCs/>
+        </w:rPr>
+      </w:pPr>
+      <w:r>
+        <w:rPr>
+          <w:b/>
+          <w:bCs/>
+        </w:rPr>
+        <w:lastRenderedPageBreak/>
+        <w:drawing>
+          <wp:inline distT="0" distB="0" distL="0" distR="0" wp14:anchorId="715C3BD1" wp14:editId="4B344FC8">
+            <wp:extent cx="3133597" cy="3688080"/>
+            <wp:effectExtent l="0" t="0" r="0" b="7620"/>
+            <wp:docPr id="901063141" name="Picture 1"/>
+            <wp:cNvGraphicFramePr>
+              <a:graphicFrameLocks xmlns:a="http://schemas.openxmlformats.org/drawingml/2006/main" noChangeAspect="1"/>
+            </wp:cNvGraphicFramePr>
+            <a:graphic xmlns:a="http://schemas.openxmlformats.org/drawingml/2006/main">
+              <a:graphicData uri="http://schemas.openxmlformats.org/drawingml/2006/picture">
+                <pic:pic xmlns:pic="http://schemas.openxmlformats.org/drawingml/2006/picture">
+                  <pic:nvPicPr>
+                    <pic:cNvPr id="901063141" name=""/>
+                    <pic:cNvPicPr/>
+                  </pic:nvPicPr>
+                  <pic:blipFill>
+                    <a:blip r:embed="rId14"/>
+                    <a:stretch>
+                      <a:fillRect/>
+                    </a:stretch>
+                  </pic:blipFill>
+                  <pic:spPr>
+                    <a:xfrm>
+                      <a:off x="0" y="0"/>
+                      <a:ext cx="3165352" cy="3725454"/>
+                    </a:xfrm>
+                    <a:prstGeom prst="rect">
+                      <a:avLst/>
+                    </a:prstGeom>
+                  </pic:spPr>
+                </pic:pic>
+              </a:graphicData>
+            </a:graphic>
+          </wp:inline>
+        </w:drawing>
+      </w:r>
+    </w:p>
+    <w:p>
+      <w:pPr>
+        <w:ind w:left="360"/>
+        <w:jc w:val="center"/>
+        <w:rPr>
+          <w:b/>
+          <w:bCs/>
+        </w:rPr>
+      </w:pPr>
+      <w:r>
+        <w:rPr>
+          <w:b/>
+          <w:bCs/>
+        </w:rPr>
+        <w:drawing>
+          <wp:inline distT="0" distB="0" distL="0" distR="0" wp14:anchorId="3988A703" wp14:editId="4F7E1BC7">
+            <wp:extent cx="3154680" cy="3757260"/>
+            <wp:effectExtent l="0" t="0" r="7620" b="0"/>
+            <wp:docPr id="322758586" name="Picture 1"/>
+            <wp:cNvGraphicFramePr>
+              <a:graphicFrameLocks xmlns:a="http://schemas.openxmlformats.org/drawingml/2006/main" noChangeAspect="1"/>
+            </wp:cNvGraphicFramePr>
+            <a:graphic xmlns:a="http://schemas.openxmlformats.org/drawingml/2006/main">
+              <a:graphicData uri="http://schemas.openxmlformats.org/drawingml/2006/picture">
+                <pic:pic xmlns:pic="http://schemas.openxmlformats.org/drawingml/2006/picture">
+                  <pic:nvPicPr>
+                    <pic:cNvPr id="322758586" name=""/>
+                    <pic:cNvPicPr/>
+                  </pic:nvPicPr>
+                  <pic:blipFill>
+                    <a:blip r:embed="rId15"/>
+                    <a:stretch>
+                      <a:fillRect/>
+                    </a:stretch>
+                  </pic:blipFill>
+                  <pic:spPr>
+                    <a:xfrm>
+                      <a:off x="0" y="0"/>
+                      <a:ext cx="3167695" cy="3772761"/>
+                    </a:xfrm>
+                    <a:prstGeom prst="rect">
+                      <a:avLst/>
+                    </a:prstGeom>
+                  </pic:spPr>
+                </pic:pic>
+              </a:graphicData>
+            </a:graphic>
+          </wp:inline>
+        </w:drawing>
+      </w:r>
+    </w:p>
+    <w:p>
+      <w:pPr>
+        <w:ind w:left="360"/>
+        <w:jc w:val="center"/>
+        <w:rPr>
+          <w:b/>
+          <w:bCs/>
+        </w:rPr>
+      </w:pPr>
+    </w:p>
+    <w:p>
+      <w:pPr>
+        <w:ind w:left="360"/>
+        <w:jc w:val="center"/>
+        <w:rPr>
+          <w:b/>
+          <w:bCs/>
+        </w:rPr>
+      </w:pPr>
+    </w:p>
+    <w:p>
+      <w:pPr>
+        <w:ind w:left="360"/>
+        <w:jc w:val="center"/>
+        <w:rPr>
+          <w:b/>
+          <w:bCs/>
+        </w:rPr>
+      </w:pPr>
+      <w:r>
+        <w:rPr>
+          <w:b/>
+          <w:bCs/>
+        </w:rPr>
+        <w:lastRenderedPageBreak/>
+        <w:drawing>
+          <wp:inline distT="0" distB="0" distL="0" distR="0" wp14:anchorId="3C4DF52C" wp14:editId="6C63B87F">
+            <wp:extent cx="3139355" cy="3604260"/>
+            <wp:effectExtent l="0" t="0" r="4445" b="0"/>
+            <wp:docPr id="14640272" name="Picture 1"/>
+            <wp:cNvGraphicFramePr>
+              <a:graphicFrameLocks xmlns:a="http://schemas.openxmlformats.org/drawingml/2006/main" noChangeAspect="1"/>
+            </wp:cNvGraphicFramePr>
+            <a:graphic xmlns:a="http://schemas.openxmlformats.org/drawingml/2006/main">
+              <a:graphicData uri="http://schemas.openxmlformats.org/drawingml/2006/picture">
+                <pic:pic xmlns:pic="http://schemas.openxmlformats.org/drawingml/2006/picture">
+                  <pic:nvPicPr>
+                    <pic:cNvPr id="14640272" name=""/>
+                    <pic:cNvPicPr/>
+                  </pic:nvPicPr>
+                  <pic:blipFill>
+                    <a:blip r:embed="rId16"/>
+                    <a:stretch>
+                      <a:fillRect/>
+                    </a:stretch>
+                  </pic:blipFill>
+                  <pic:spPr>
+                    <a:xfrm>
+                      <a:off x="0" y="0"/>
+                      <a:ext cx="3149166" cy="3615524"/>
+                    </a:xfrm>
+                    <a:prstGeom prst="rect">
+                      <a:avLst/>
+                    </a:prstGeom>
+                  </pic:spPr>
+                </pic:pic>
+              </a:graphicData>
+            </a:graphic>
+          </wp:inline>
+        </w:drawing>
+      </w:r>
+    </w:p>
+    <w:p>
+      <w:pPr>
+        <w:ind w:left="360"/>
+        <w:jc w:val="center"/>
+        <w:rPr>
+          <w:b/>
+          <w:bCs/>
+        </w:rPr>
+      </w:pPr>
+      <w:r>
+        <w:rPr>
+          <w:b/>
+          <w:bCs/>
+        </w:rPr>
+        <w:drawing>
+          <wp:inline distT="0" distB="0" distL="0" distR="0" wp14:anchorId="00CA6D67" wp14:editId="37D4243F">
+            <wp:extent cx="3105444" cy="3627120"/>
+            <wp:effectExtent l="0" t="0" r="0" b="0"/>
+            <wp:docPr id="1689004691" name="Picture 1"/>
+            <wp:cNvGraphicFramePr>
+              <a:graphicFrameLocks xmlns:a="http://schemas.openxmlformats.org/drawingml/2006/main" noChangeAspect="1"/>
+            </wp:cNvGraphicFramePr>
+            <a:graphic xmlns:a="http://schemas.openxmlformats.org/drawingml/2006/main">
+              <a:graphicData uri="http://schemas.openxmlformats.org/drawingml/2006/picture">
+                <pic:pic xmlns:pic="http://schemas.openxmlformats.org/drawingml/2006/picture">
+                  <pic:nvPicPr>
+                    <pic:cNvPr id="1689004691" name=""/>
+                    <pic:cNvPicPr/>
+                  </pic:nvPicPr>
+                  <pic:blipFill>
+                    <a:blip r:embed="rId17"/>
+                    <a:stretch>
+                      <a:fillRect/>
+                    </a:stretch>
+                  </pic:blipFill>
+                  <pic:spPr>
+                    <a:xfrm>
+                      <a:off x="0" y="0"/>
+                      <a:ext cx="3111457" cy="3634143"/>
+                    </a:xfrm>
+                    <a:prstGeom prst="rect">
+                      <a:avLst/>
+                    </a:prstGeom>
+                  </pic:spPr>
+                </pic:pic>
+              </a:graphicData>
+            </a:graphic>
+          </wp:inline>
+        </w:drawing>
+      </w:r>
+    </w:p>
+    <w:p>
+      <w:pPr>
+        <w:ind w:left="360"/>
+        <w:jc w:val="center"/>
+        <w:rPr>
+          <w:b/>
+          <w:bCs/>
+        </w:rPr>
+      </w:pPr>
+    </w:p>
+    <w:p>
+      <w:pPr>
+        <w:ind w:left="360"/>
+        <w:jc w:val="center"/>
+        <w:rPr>
+          <w:b/>
+          <w:bCs/>
+        </w:rPr>
+      </w:pPr>
+    </w:p>
+    <w:p>
+      <w:pPr>
+        <w:ind w:left="360"/>
+        <w:jc w:val="center"/>
+        <w:rPr>
+          <w:b/>
+          <w:bCs/>
+        </w:rPr>
+      </w:pPr>
+      <w:r>
+        <w:rPr>
+          <w:b/>
+          <w:bCs/>
+        </w:rPr>
+        <w:lastRenderedPageBreak/>
+        <w:drawing>
+          <wp:inline distT="0" distB="0" distL="0" distR="0" wp14:anchorId="042FF88A" wp14:editId="09AA3C89">
+            <wp:extent cx="3474720" cy="4053840"/>
+            <wp:effectExtent l="0" t="0" r="0" b="3810"/>
+            <wp:docPr id="1197668435" name="Picture 1"/>
+            <wp:cNvGraphicFramePr>
+              <a:graphicFrameLocks xmlns:a="http://schemas.openxmlformats.org/drawingml/2006/main" noChangeAspect="1"/>
+            </wp:cNvGraphicFramePr>
+            <a:graphic xmlns:a="http://schemas.openxmlformats.org/drawingml/2006/main">
+              <a:graphicData uri="http://schemas.openxmlformats.org/drawingml/2006/picture">
+                <pic:pic xmlns:pic="http://schemas.openxmlformats.org/drawingml/2006/picture">
+                  <pic:nvPicPr>
+                    <pic:cNvPr id="1197668435" name=""/>
+                    <pic:cNvPicPr/>
+                  </pic:nvPicPr>
+                  <pic:blipFill>
+                    <a:blip r:embed="rId18"/>
+                    <a:stretch>
+                      <a:fillRect/>
+                    </a:stretch>
+                  </pic:blipFill>
+                  <pic:spPr>
+                    <a:xfrm>
+                      <a:off x="0" y="0"/>
+                      <a:ext cx="3475797" cy="4055097"/>
+                    </a:xfrm>
+                    <a:prstGeom prst="rect">
+                      <a:avLst/>
+                    </a:prstGeom>
+                  </pic:spPr>
+                </pic:pic>
+              </a:graphicData>
+            </a:graphic>
+          </wp:inline>
+        </w:drawing>
+      </w:r>
+    </w:p>
+    <w:p>
+      <w:pPr>
+        <w:ind w:left="360"/>
+        <w:jc w:val="center"/>
+        <w:rPr>
+          <w:b/>
+          <w:bCs/>
+        </w:rPr>
+      </w:pPr>
+    </w:p>
+    <w:p>
+      <w:pPr>
+        <w:ind w:left="360"/>
+        <w:jc w:val="center"/>
+        <w:rPr>
+          <w:b/>
+          <w:bCs/>
+        </w:rPr>
+      </w:pPr>
+    </w:p>
+    <w:p>
+      <w:pPr>
+        <w:ind w:left="360"/>
+        <w:jc w:val="center"/>
+        <w:rPr>
+          <w:b/>
+          <w:bCs/>
+        </w:rPr>
+      </w:pPr>
+    </w:p>
+    <w:p>
+      <w:pPr>
+        <w:ind w:left="360"/>
+        <w:jc w:val="center"/>
+        <w:rPr>
+          <w:b/>
+          <w:bCs/>
+        </w:rPr>
+      </w:pPr>
+    </w:p>
+    <w:p>
+      <w:pPr>
+        <w:ind w:left="360"/>
+        <w:jc w:val="center"/>
+        <w:rPr>
+          <w:b/>
+          <w:bCs/>
+        </w:rPr>
+      </w:pPr>
+    </w:p>
+    <w:p>
+      <w:pPr>
+        <w:ind w:left="360"/>
+        <w:jc w:val="center"/>
+        <w:rPr>
+          <w:b/>
+          <w:bCs/>
+        </w:rPr>
+      </w:pPr>
+    </w:p>
+    <w:p>
+      <w:pPr>
+        <w:ind w:left="360"/>
+        <w:jc w:val="center"/>
+        <w:rPr>
+          <w:b/>
+          <w:bCs/>
+        </w:rPr>
+      </w:pPr>
+    </w:p>
+    <w:p>
+      <w:pPr>
+        <w:ind w:left="360"/>
+        <w:jc w:val="center"/>
+        <w:rPr>
+          <w:b/>
+          <w:bCs/>
+        </w:rPr>
+      </w:pPr>
+    </w:p>
+    <w:p>
+      <w:pPr>
+        <w:ind w:left="360"/>
+        <w:jc w:val="center"/>
+        <w:rPr>
+          <w:b/>
+          <w:bCs/>
+        </w:rPr>
+      </w:pPr>
+    </w:p>
+    <w:p>
+      <w:pPr>
+        <w:ind w:left="360"/>
+        <w:jc w:val="center"/>
+        <w:rPr>
+          <w:b/>
+          <w:bCs/>
+        </w:rPr>
+      </w:pPr>
+    </w:p>
+    <w:p>
+      <w:pPr>
+        <w:ind w:left="360"/>
+        <w:jc w:val="center"/>
+        <w:rPr>
+          <w:b/>
+          <w:bCs/>
+        </w:rPr>
+      </w:pPr>
+    </w:p>
+    <w:p>
+      <w:pPr>
+        <w:ind w:left="360"/>
+        <w:jc w:val="center"/>
+        <w:rPr>
+          <w:b/>
+          <w:bCs/>
+        </w:rPr>
+      </w:pPr>
+    </w:p>
+    <w:p>
+      <w:pPr>
+        <w:ind w:left="360"/>
+        <w:jc w:val="center"/>
+        <w:rPr>
+          <w:b/>
+          <w:bCs/>
+        </w:rPr>
+      </w:pPr>
+    </w:p>
+    <w:p>
+      <w:pPr>
+        <w:pStyle w:val="ListParagraph"/>
+        <w:numPr>
+          <w:ilvl w:val="0"/>
+          <w:numId w:val="1"/>
+        </w:numPr>
+        <w:rPr>
+          <w:b/>
+          <w:bCs/>
+        </w:rPr>
+      </w:pPr>
+      <w:r>
+        <w:rPr>
+          <w:b/>
+          <w:bCs/>
+        </w:rPr>
+        <w:lastRenderedPageBreak/>
+        <w:t>VLAN assignment + all access and trunk ports on L2 and L3 switch</w:t>
+      </w:r>
+    </w:p>
+    <w:p>
+      <w:pPr>
+        <w:ind w:left="360"/>
+        <w:jc w:val="center"/>
+        <w:rPr>
+          <w:b/>
+          <w:bCs/>
+        </w:rPr>
+      </w:pPr>
+      <w:r>
+        <w:rPr>
+          <w:b/>
+          <w:bCs/>
+        </w:rPr>
+        <w:drawing>
+          <wp:inline distT="0" distB="0" distL="0" distR="0" wp14:anchorId="3FC4EDA9" wp14:editId="0FE37199">
+            <wp:extent cx="4457501" cy="3683000"/>
+            <wp:effectExtent l="0" t="0" r="635" b="0"/>
+            <wp:docPr id="411464708" name="Picture 1"/>
+            <wp:cNvGraphicFramePr>
+              <a:graphicFrameLocks xmlns:a="http://schemas.openxmlformats.org/drawingml/2006/main" noChangeAspect="1"/>
+            </wp:cNvGraphicFramePr>
+            <a:graphic xmlns:a="http://schemas.openxmlformats.org/drawingml/2006/main">
+              <a:graphicData uri="http://schemas.openxmlformats.org/drawingml/2006/picture">
+                <pic:pic xmlns:pic="http://schemas.openxmlformats.org/drawingml/2006/picture">
+                  <pic:nvPicPr>
+                    <pic:cNvPr id="411464708" name=""/>
+                    <pic:cNvPicPr/>
+                  </pic:nvPicPr>
+                  <pic:blipFill>
+                    <a:blip r:embed="rId19"/>
+                    <a:stretch>
+                      <a:fillRect/>
+                    </a:stretch>
+                  </pic:blipFill>
+                  <pic:spPr>
+                    <a:xfrm>
+                      <a:off x="0" y="0"/>
+                      <a:ext cx="4460388" cy="3685386"/>
+                    </a:xfrm>
+                    <a:prstGeom prst="rect">
+                      <a:avLst/>
+                    </a:prstGeom>
+                  </pic:spPr>
+                </pic:pic>
+              </a:graphicData>
+            </a:graphic>
+          </wp:inline>
+        </w:drawing>
+      </w:r>
+    </w:p>
+    <w:p>
+      <w:pPr>
+        <w:ind w:left="360"/>
+        <w:jc w:val="center"/>
+        <w:rPr>
+          <w:b/>
+          <w:bCs/>
+        </w:rPr>
+      </w:pPr>
+    </w:p>
+    <w:p>
+      <w:pPr>
+        <w:ind w:left="360"/>
+        <w:jc w:val="center"/>
+        <w:rPr>
+          <w:b/>
+          <w:bCs/>
+        </w:rPr>
+      </w:pPr>
+      <w:r>
+        <w:rPr>
+          <w:b/>
+          <w:bCs/>
+        </w:rPr>
+        <w:drawing>
+          <wp:inline distT="0" distB="0" distL="0" distR="0" wp14:anchorId="3C3D05DC" wp14:editId="0C16A085">
+            <wp:extent cx="4557155" cy="2911092"/>
+            <wp:effectExtent l="0" t="0" r="0" b="3810"/>
+            <wp:docPr id="1674211471" name="Picture 1"/>
+            <wp:cNvGraphicFramePr>
+              <a:graphicFrameLocks xmlns:a="http://schemas.openxmlformats.org/drawingml/2006/main" noChangeAspect="1"/>
+            </wp:cNvGraphicFramePr>
+            <a:graphic xmlns:a="http://schemas.openxmlformats.org/drawingml/2006/main">
+              <a:graphicData uri="http://schemas.openxmlformats.org/drawingml/2006/picture">
+                <pic:pic xmlns:pic="http://schemas.openxmlformats.org/drawingml/2006/picture">
+                  <pic:nvPicPr>
+                    <pic:cNvPr id="1674211471" name=""/>
+                    <pic:cNvPicPr/>
+                  </pic:nvPicPr>
+                  <pic:blipFill>
+                    <a:blip r:embed="rId20"/>
+                    <a:stretch>
+                      <a:fillRect/>
+                    </a:stretch>
+                  </pic:blipFill>
+                  <pic:spPr>
+                    <a:xfrm>
+                      <a:off x="0" y="0"/>
+                      <a:ext cx="4557155" cy="2911092"/>
+                    </a:xfrm>
+                    <a:prstGeom prst="rect">
+                      <a:avLst/>
+                    </a:prstGeom>
+                  </pic:spPr>
+                </pic:pic>
+              </a:graphicData>
+            </a:graphic>
+          </wp:inline>
+        </w:drawing>
+      </w:r>
+    </w:p>
+    <w:p>
+      <w:pPr>
+        <w:ind w:left="360"/>
+        <w:jc w:val="center"/>
+        <w:rPr>
+          <w:b/>
+          <w:bCs/>
+        </w:rPr>
+      </w:pPr>
+    </w:p>
+    <w:p>
+      <w:pPr>
+        <w:ind w:left="360"/>
+        <w:jc w:val="center"/>
+        <w:rPr>
+          <w:b/>
+          <w:bCs/>
+        </w:rPr>
+      </w:pPr>
+      <w:r>
+        <w:rPr>
+          <w:b/>
+          <w:bCs/>
+        </w:rPr>
+        <w:lastRenderedPageBreak/>
+        <w:drawing>
+          <wp:inline distT="0" distB="0" distL="0" distR="0" wp14:anchorId="7D276B64" wp14:editId="2F3B5128">
+            <wp:extent cx="4330700" cy="2962199"/>
+            <wp:effectExtent l="0" t="0" r="0" b="0"/>
+            <wp:docPr id="1052606583" name="Picture 1"/>
+            <wp:cNvGraphicFramePr>
+              <a:graphicFrameLocks xmlns:a="http://schemas.openxmlformats.org/drawingml/2006/main" noChangeAspect="1"/>
+            </wp:cNvGraphicFramePr>
+            <a:graphic xmlns:a="http://schemas.openxmlformats.org/drawingml/2006/main">
+              <a:graphicData uri="http://schemas.openxmlformats.org/drawingml/2006/picture">
+                <pic:pic xmlns:pic="http://schemas.openxmlformats.org/drawingml/2006/picture">
+                  <pic:nvPicPr>
+                    <pic:cNvPr id="1052606583" name=""/>
+                    <pic:cNvPicPr/>
+                  </pic:nvPicPr>
+                  <pic:blipFill>
+                    <a:blip r:embed="rId21"/>
+                    <a:stretch>
+                      <a:fillRect/>
+                    </a:stretch>
+                  </pic:blipFill>
+                  <pic:spPr>
+                    <a:xfrm>
+                      <a:off x="0" y="0"/>
+                      <a:ext cx="4339104" cy="2967947"/>
+                    </a:xfrm>
+                    <a:prstGeom prst="rect">
+                      <a:avLst/>
+                    </a:prstGeom>
+                  </pic:spPr>
+                </pic:pic>
+              </a:graphicData>
+            </a:graphic>
+          </wp:inline>
+        </w:drawing>
+      </w:r>
+      <w:r>
+        <w:rPr>
+          <w:noProof/>
+        </w:rPr>
+        <w:t xml:space="preserve"> </w:t>
+      </w:r>
+      <w:r>
+        <w:rPr>
+          <w:b/>
+          <w:bCs/>
+        </w:rPr>
+        <w:drawing>
+          <wp:inline distT="0" distB="0" distL="0" distR="0" wp14:anchorId="5EFF6F67" wp14:editId="78B44F94">
+            <wp:extent cx="4268695" cy="3685540"/>
+            <wp:effectExtent l="0" t="0" r="0" b="0"/>
+            <wp:docPr id="1737593042" name="Picture 1"/>
+            <wp:cNvGraphicFramePr>
+              <a:graphicFrameLocks xmlns:a="http://schemas.openxmlformats.org/drawingml/2006/main" noChangeAspect="1"/>
+            </wp:cNvGraphicFramePr>
+            <a:graphic xmlns:a="http://schemas.openxmlformats.org/drawingml/2006/main">
+              <a:graphicData uri="http://schemas.openxmlformats.org/drawingml/2006/picture">
+                <pic:pic xmlns:pic="http://schemas.openxmlformats.org/drawingml/2006/picture">
+                  <pic:nvPicPr>
+                    <pic:cNvPr id="1737593042" name=""/>
+                    <pic:cNvPicPr/>
+                  </pic:nvPicPr>
+                  <pic:blipFill>
+                    <a:blip r:embed="rId22"/>
+                    <a:stretch>
+                      <a:fillRect/>
+                    </a:stretch>
+                  </pic:blipFill>
+                  <pic:spPr>
+                    <a:xfrm>
+                      <a:off x="0" y="0"/>
+                      <a:ext cx="4272689" cy="3688989"/>
+                    </a:xfrm>
+                    <a:prstGeom prst="rect">
+                      <a:avLst/>
+                    </a:prstGeom>
+                  </pic:spPr>
+                </pic:pic>
+              </a:graphicData>
+            </a:graphic>
+          </wp:inline>
+        </w:drawing>
+      </w:r>
+    </w:p>
+    <w:p>
+      <w:pPr>
+        <w:ind w:left="360"/>
+        <w:jc w:val="center"/>
+        <w:rPr>
+          <w:b/>
+          <w:bCs/>
+        </w:rPr>
+      </w:pPr>
+    </w:p>
+    <w:p>
+      <w:pPr>
+        <w:ind w:left="360"/>
+        <w:jc w:val="center"/>
+        <w:rPr>
+          <w:b/>
+          <w:bCs/>
+        </w:rPr>
+      </w:pPr>
+    </w:p>
+    <w:p>
+      <w:pPr>
+        <w:ind w:left="360"/>
+        <w:jc w:val="center"/>
+        <w:rPr>
+          <w:b/>
+          <w:bCs/>
+        </w:rPr>
+      </w:pPr>
+    </w:p>
+    <w:p>
+      <w:pPr>
+        <w:ind w:left="360"/>
+        <w:jc w:val="center"/>
+        <w:rPr>
+          <w:b/>
+          <w:bCs/>
+        </w:rPr>
+      </w:pPr>
+    </w:p>
+    <w:p>
+      <w:pPr>
+        <w:ind w:left="360"/>
+        <w:jc w:val="center"/>
+        <w:rPr>
+          <w:b/>
+          <w:bCs/>
+        </w:rPr>
+      </w:pPr>
+      <w:r>
+        <w:rPr>
+          <w:b/>
+          <w:bCs/>
+        </w:rPr>
+        <w:lastRenderedPageBreak/>
+        <w:drawing>
+          <wp:inline distT="0" distB="0" distL="0" distR="0" wp14:anchorId="5D9B7C78" wp14:editId="01D4988F">
+            <wp:extent cx="4278328" cy="3759200"/>
+            <wp:effectExtent l="0" t="0" r="8255" b="0"/>
+            <wp:docPr id="1828422845" name="Picture 1"/>
+            <wp:cNvGraphicFramePr>
+              <a:graphicFrameLocks xmlns:a="http://schemas.openxmlformats.org/drawingml/2006/main" noChangeAspect="1"/>
+            </wp:cNvGraphicFramePr>
+            <a:graphic xmlns:a="http://schemas.openxmlformats.org/drawingml/2006/main">
+              <a:graphicData uri="http://schemas.openxmlformats.org/drawingml/2006/picture">
+                <pic:pic xmlns:pic="http://schemas.openxmlformats.org/drawingml/2006/picture">
+                  <pic:nvPicPr>
+                    <pic:cNvPr id="1828422845" name=""/>
+                    <pic:cNvPicPr/>
+                  </pic:nvPicPr>
+                  <pic:blipFill>
+                    <a:blip r:embed="rId23"/>
+                    <a:stretch>
+                      <a:fillRect/>
+                    </a:stretch>
+                  </pic:blipFill>
+                  <pic:spPr>
+                    <a:xfrm>
+                      <a:off x="0" y="0"/>
+                      <a:ext cx="4288344" cy="3768000"/>
+                    </a:xfrm>
+                    <a:prstGeom prst="rect">
+                      <a:avLst/>
+                    </a:prstGeom>
+                  </pic:spPr>
+                </pic:pic>
+              </a:graphicData>
+            </a:graphic>
+          </wp:inline>
+        </w:drawing>
+      </w:r>
+    </w:p>
+    <w:p>
+      <w:pPr>
+        <w:ind w:left="360"/>
+        <w:jc w:val="center"/>
+        <w:rPr>
+          <w:b/>
+          <w:bCs/>
+        </w:rPr>
+      </w:pPr>
+      <w:r>
+        <w:rPr>
+          <w:b/>
+          <w:bCs/>
+        </w:rPr>
+        <w:drawing>
+          <wp:inline distT="0" distB="0" distL="0" distR="0" wp14:anchorId="10DD60F3" wp14:editId="26F3DC5C">
+            <wp:extent cx="4318000" cy="3818844"/>
+            <wp:effectExtent l="0" t="0" r="6350" b="0"/>
+            <wp:docPr id="866647701" name="Picture 1"/>
+            <wp:cNvGraphicFramePr>
+              <a:graphicFrameLocks xmlns:a="http://schemas.openxmlformats.org/drawingml/2006/main" noChangeAspect="1"/>
+            </wp:cNvGraphicFramePr>
+            <a:graphic xmlns:a="http://schemas.openxmlformats.org/drawingml/2006/main">
+              <a:graphicData uri="http://schemas.openxmlformats.org/drawingml/2006/picture">
+                <pic:pic xmlns:pic="http://schemas.openxmlformats.org/drawingml/2006/picture">
+                  <pic:nvPicPr>
+                    <pic:cNvPr id="866647701" name=""/>
+                    <pic:cNvPicPr/>
+                  </pic:nvPicPr>
+                  <pic:blipFill>
+                    <a:blip r:embed="rId24"/>
+                    <a:stretch>
+                      <a:fillRect/>
+                    </a:stretch>
+                  </pic:blipFill>
+                  <pic:spPr>
+                    <a:xfrm>
+                      <a:off x="0" y="0"/>
+                      <a:ext cx="4333018" cy="3832126"/>
+                    </a:xfrm>
+                    <a:prstGeom prst="rect">
+                      <a:avLst/>
+                    </a:prstGeom>
+                  </pic:spPr>
+                </pic:pic>
+              </a:graphicData>
+            </a:graphic>
+          </wp:inline>
+        </w:drawing>
+      </w:r>
+    </w:p>
+    <w:p>
+      <w:pPr>
+        <w:ind w:left="360"/>
+        <w:jc w:val="center"/>
+        <w:rPr>
+          <w:b/>
+          <w:bCs/>
+        </w:rPr>
+      </w:pPr>
+    </w:p>
+    <w:p>
+      <w:pPr>
+        <w:ind w:left="360"/>
+        <w:jc w:val="center"/>
+        <w:rPr>
+          <w:b/>
+          <w:bCs/>
+        </w:rPr>
+      </w:pPr>
+      <w:r>
+        <w:rPr>
+          <w:b/>
+          <w:bCs/>
+        </w:rPr>
+        <w:lastRenderedPageBreak/>
+        <w:drawing>
+          <wp:inline distT="0" distB="0" distL="0" distR="0" wp14:anchorId="65525DE7" wp14:editId="324ED703">
+            <wp:extent cx="3688080" cy="3614514"/>
+            <wp:effectExtent l="0" t="0" r="7620" b="5080"/>
+            <wp:docPr id="1485222321" name="Picture 1"/>
+            <wp:cNvGraphicFramePr>
+              <a:graphicFrameLocks xmlns:a="http://schemas.openxmlformats.org/drawingml/2006/main" noChangeAspect="1"/>
+            </wp:cNvGraphicFramePr>
+            <a:graphic xmlns:a="http://schemas.openxmlformats.org/drawingml/2006/main">
+              <a:graphicData uri="http://schemas.openxmlformats.org/drawingml/2006/picture">
+                <pic:pic xmlns:pic="http://schemas.openxmlformats.org/drawingml/2006/picture">
+                  <pic:nvPicPr>
+                    <pic:cNvPr id="1485222321" name=""/>
+                    <pic:cNvPicPr/>
+                  </pic:nvPicPr>
+                  <pic:blipFill>
+                    <a:blip r:embed="rId25"/>
+                    <a:stretch>
+                      <a:fillRect/>
+                    </a:stretch>
+                  </pic:blipFill>
+                  <pic:spPr>
+                    <a:xfrm>
+                      <a:off x="0" y="0"/>
+                      <a:ext cx="3698672" cy="3624894"/>
+                    </a:xfrm>
+                    <a:prstGeom prst="rect">
+                      <a:avLst/>
+                    </a:prstGeom>
+                  </pic:spPr>
+                </pic:pic>
+              </a:graphicData>
+            </a:graphic>
+          </wp:inline>
+        </w:drawing>
+      </w:r>
+      <w:r>
+        <w:rPr>
+          <w:b/>
+          <w:bCs/>
+        </w:rPr>
+        <w:t xml:space="preserve"> </w:t>
+      </w:r>
+      <w:r>
+        <w:rPr>
+          <w:b/>
+          <w:bCs/>
+        </w:rPr>
+        <w:t xml:space="preserve"> </w:t>
+      </w:r>
+    </w:p>
+    <w:p>
+      <w:pPr>
+        <w:ind w:left="360"/>
+        <w:jc w:val="center"/>
+        <w:rPr>
+          <w:b/>
+          <w:bCs/>
+        </w:rPr>
+      </w:pPr>
+      <w:r>
+        <w:rPr>
+          <w:b/>
+          <w:bCs/>
+        </w:rPr>
+        <w:drawing>
+          <wp:inline distT="0" distB="0" distL="0" distR="0" wp14:anchorId="3F2B40F1" wp14:editId="612BB5E6">
+            <wp:extent cx="3882068" cy="4328160"/>
+            <wp:effectExtent l="0" t="0" r="4445" b="0"/>
+            <wp:docPr id="836273183" name="Picture 1"/>
+            <wp:cNvGraphicFramePr>
+              <a:graphicFrameLocks xmlns:a="http://schemas.openxmlformats.org/drawingml/2006/main" noChangeAspect="1"/>
+            </wp:cNvGraphicFramePr>
+            <a:graphic xmlns:a="http://schemas.openxmlformats.org/drawingml/2006/main">
+              <a:graphicData uri="http://schemas.openxmlformats.org/drawingml/2006/picture">
+                <pic:pic xmlns:pic="http://schemas.openxmlformats.org/drawingml/2006/picture">
+                  <pic:nvPicPr>
+                    <pic:cNvPr id="836273183" name=""/>
+                    <pic:cNvPicPr/>
+                  </pic:nvPicPr>
+                  <pic:blipFill>
+                    <a:blip r:embed="rId26"/>
+                    <a:stretch>
+                      <a:fillRect/>
+                    </a:stretch>
+                  </pic:blipFill>
+                  <pic:spPr>
+                    <a:xfrm>
+                      <a:off x="0" y="0"/>
+                      <a:ext cx="3894444" cy="4341958"/>
+                    </a:xfrm>
+                    <a:prstGeom prst="rect">
+                      <a:avLst/>
+                    </a:prstGeom>
+                  </pic:spPr>
+                </pic:pic>
+              </a:graphicData>
+            </a:graphic>
+          </wp:inline>
+        </w:drawing>
+      </w:r>
+    </w:p>
+    <w:p>
+      <w:pPr>
+        <w:ind w:left="360"/>
+        <w:jc w:val="center"/>
+        <w:rPr>
+          <w:b/>
+          <w:bCs/>
+        </w:rPr>
+      </w:pPr>
+      <w:r>
+        <w:rPr>
+          <w:b/>
+          <w:bCs/>
+        </w:rPr>
+        <w:lastRenderedPageBreak/>
+        <w:drawing>
+          <wp:inline distT="0" distB="0" distL="0" distR="0" wp14:anchorId="45AEEAD4" wp14:editId="7DE38772">
+            <wp:extent cx="3527131" cy="3901440"/>
+            <wp:effectExtent l="0" t="0" r="0" b="3810"/>
+            <wp:docPr id="845915657" name="Picture 1"/>
+            <wp:cNvGraphicFramePr>
+              <a:graphicFrameLocks xmlns:a="http://schemas.openxmlformats.org/drawingml/2006/main" noChangeAspect="1"/>
+            </wp:cNvGraphicFramePr>
+            <a:graphic xmlns:a="http://schemas.openxmlformats.org/drawingml/2006/main">
+              <a:graphicData uri="http://schemas.openxmlformats.org/drawingml/2006/picture">
+                <pic:pic xmlns:pic="http://schemas.openxmlformats.org/drawingml/2006/picture">
+                  <pic:nvPicPr>
+                    <pic:cNvPr id="845915657" name=""/>
+                    <pic:cNvPicPr/>
+                  </pic:nvPicPr>
+                  <pic:blipFill>
+                    <a:blip r:embed="rId27"/>
+                    <a:stretch>
+                      <a:fillRect/>
+                    </a:stretch>
+                  </pic:blipFill>
+                  <pic:spPr>
+                    <a:xfrm>
+                      <a:off x="0" y="0"/>
+                      <a:ext cx="3534580" cy="3909679"/>
+                    </a:xfrm>
+                    <a:prstGeom prst="rect">
+                      <a:avLst/>
+                    </a:prstGeom>
+                  </pic:spPr>
+                </pic:pic>
+              </a:graphicData>
+            </a:graphic>
+          </wp:inline>
+        </w:drawing>
+      </w:r>
+      <w:r>
+        <w:rPr>
+          <w:b/>
+          <w:bCs/>
+        </w:rPr>
+        <w:drawing>
+          <wp:inline distT="0" distB="0" distL="0" distR="0" wp14:anchorId="421BE7F8" wp14:editId="5242ABC1">
+            <wp:extent cx="3368040" cy="3736635"/>
+            <wp:effectExtent l="0" t="0" r="3810" b="0"/>
+            <wp:docPr id="807948605" name="Picture 1"/>
+            <wp:cNvGraphicFramePr>
+              <a:graphicFrameLocks xmlns:a="http://schemas.openxmlformats.org/drawingml/2006/main" noChangeAspect="1"/>
+            </wp:cNvGraphicFramePr>
+            <a:graphic xmlns:a="http://schemas.openxmlformats.org/drawingml/2006/main">
+              <a:graphicData uri="http://schemas.openxmlformats.org/drawingml/2006/picture">
+                <pic:pic xmlns:pic="http://schemas.openxmlformats.org/drawingml/2006/picture">
+                  <pic:nvPicPr>
+                    <pic:cNvPr id="807948605" name=""/>
+                    <pic:cNvPicPr/>
+                  </pic:nvPicPr>
+                  <pic:blipFill>
+                    <a:blip r:embed="rId28"/>
+                    <a:stretch>
+                      <a:fillRect/>
+                    </a:stretch>
+                  </pic:blipFill>
+                  <pic:spPr>
+                    <a:xfrm>
+                      <a:off x="0" y="0"/>
+                      <a:ext cx="3377770" cy="3747430"/>
+                    </a:xfrm>
+                    <a:prstGeom prst="rect">
+                      <a:avLst/>
+                    </a:prstGeom>
+                  </pic:spPr>
+                </pic:pic>
+              </a:graphicData>
+            </a:graphic>
+          </wp:inline>
+        </w:drawing>
+      </w:r>
+    </w:p>
+    <w:p>
+      <w:pPr>
+        <w:rPr>
+          <w:b/>
+          <w:bCs/>
+        </w:rPr>
+      </w:pPr>
+    </w:p>
+    <w:p>
+      <w:pPr>
+        <w:ind w:left="360"/>
+        <w:jc w:val="center"/>
+        <w:rPr>
+          <w:b/>
+          <w:bCs/>
+        </w:rPr>
+      </w:pPr>
+      <w:r>
+        <w:rPr>
+          <w:b/>
+          <w:bCs/>
+        </w:rPr>
+        <w:lastRenderedPageBreak/>
+        <w:drawing>
+          <wp:inline distT="0" distB="0" distL="0" distR="0" wp14:anchorId="63E2AABC" wp14:editId="52E83AAD">
+            <wp:extent cx="3063240" cy="3422378"/>
+            <wp:effectExtent l="0" t="0" r="3810" b="6985"/>
+            <wp:docPr id="1402395743" name="Picture 1"/>
+            <wp:cNvGraphicFramePr>
+              <a:graphicFrameLocks xmlns:a="http://schemas.openxmlformats.org/drawingml/2006/main" noChangeAspect="1"/>
+            </wp:cNvGraphicFramePr>
+            <a:graphic xmlns:a="http://schemas.openxmlformats.org/drawingml/2006/main">
+              <a:graphicData uri="http://schemas.openxmlformats.org/drawingml/2006/picture">
+                <pic:pic xmlns:pic="http://schemas.openxmlformats.org/drawingml/2006/picture">
+                  <pic:nvPicPr>
+                    <pic:cNvPr id="1402395743" name=""/>
+                    <pic:cNvPicPr/>
+                  </pic:nvPicPr>
+                  <pic:blipFill>
+                    <a:blip r:embed="rId29"/>
+                    <a:stretch>
+                      <a:fillRect/>
+                    </a:stretch>
+                  </pic:blipFill>
+                  <pic:spPr>
+                    <a:xfrm>
+                      <a:off x="0" y="0"/>
+                      <a:ext cx="3069132" cy="3428961"/>
+                    </a:xfrm>
+                    <a:prstGeom prst="rect">
+                      <a:avLst/>
+                    </a:prstGeom>
+                  </pic:spPr>
+                </pic:pic>
+              </a:graphicData>
+            </a:graphic>
+          </wp:inline>
+        </w:drawing>
+      </w:r>
+    </w:p>
+    <w:p>
+      <w:pPr>
+        <w:ind w:left="360"/>
+        <w:jc w:val="center"/>
+        <w:rPr>
+          <w:noProof/>
+        </w:rPr>
+      </w:pPr>
+      <w:r>
+        <w:rPr>
+          <w:noProof/>
+        </w:rPr>
+        <w:t xml:space="preserve"> </w:t>
+      </w:r>
+      <w:r>
+        <w:rPr>
+          <w:b/>
+          <w:bCs/>
+        </w:rPr>
+        <w:drawing>
+          <wp:inline distT="0" distB="0" distL="0" distR="0" wp14:anchorId="47610D3B" wp14:editId="71455AFC">
+            <wp:extent cx="4290432" cy="2682472"/>
+            <wp:effectExtent l="0" t="0" r="0" b="3810"/>
+            <wp:docPr id="1132989834" name="Picture 1"/>
+            <wp:cNvGraphicFramePr>
+              <a:graphicFrameLocks xmlns:a="http://schemas.openxmlformats.org/drawingml/2006/main" noChangeAspect="1"/>
+            </wp:cNvGraphicFramePr>
+            <a:graphic xmlns:a="http://schemas.openxmlformats.org/drawingml/2006/main">
+              <a:graphicData uri="http://schemas.openxmlformats.org/drawingml/2006/picture">
+                <pic:pic xmlns:pic="http://schemas.openxmlformats.org/drawingml/2006/picture">
+                  <pic:nvPicPr>
+                    <pic:cNvPr id="1132989834" name=""/>
+                    <pic:cNvPicPr/>
+                  </pic:nvPicPr>
+                  <pic:blipFill>
+                    <a:blip r:embed="rId30"/>
+                    <a:stretch>
+                      <a:fillRect/>
+                    </a:stretch>
+                  </pic:blipFill>
+                  <pic:spPr>
+                    <a:xfrm>
+                      <a:off x="0" y="0"/>
+                      <a:ext cx="4290432" cy="2682472"/>
+                    </a:xfrm>
+                    <a:prstGeom prst="rect">
+                      <a:avLst/>
+                    </a:prstGeom>
+                  </pic:spPr>
+                </pic:pic>
+              </a:graphicData>
+            </a:graphic>
+          </wp:inline>
+        </w:drawing>
+      </w:r>
+    </w:p>
+    <w:p>
+      <w:pPr>
+        <w:ind w:left="360"/>
+        <w:jc w:val="center"/>
+        <w:rPr>
+          <w:b/>
+          <w:bCs/>
+        </w:rPr>
+      </w:pPr>
+      <w:r>
+        <w:rPr>
+          <w:b/>
+          <w:bCs/>
+        </w:rPr>
+        <w:lastRenderedPageBreak/>
+        <w:drawing>
+          <wp:inline distT="0" distB="0" distL="0" distR="0" wp14:anchorId="37F6F366" wp14:editId="17E46A45">
+            <wp:extent cx="4343776" cy="2682472"/>
+            <wp:effectExtent l="0" t="0" r="0" b="3810"/>
+            <wp:docPr id="193613140" name="Picture 1"/>
+            <wp:cNvGraphicFramePr>
+              <a:graphicFrameLocks xmlns:a="http://schemas.openxmlformats.org/drawingml/2006/main" noChangeAspect="1"/>
+            </wp:cNvGraphicFramePr>
+            <a:graphic xmlns:a="http://schemas.openxmlformats.org/drawingml/2006/main">
+              <a:graphicData uri="http://schemas.openxmlformats.org/drawingml/2006/picture">
+                <pic:pic xmlns:pic="http://schemas.openxmlformats.org/drawingml/2006/picture">
+                  <pic:nvPicPr>
+                    <pic:cNvPr id="193613140" name=""/>
+                    <pic:cNvPicPr/>
+                  </pic:nvPicPr>
+                  <pic:blipFill>
+                    <a:blip r:embed="rId31"/>
+                    <a:stretch>
+                      <a:fillRect/>
+                    </a:stretch>
+                  </pic:blipFill>
+                  <pic:spPr>
+                    <a:xfrm>
+                      <a:off x="0" y="0"/>
+                      <a:ext cx="4343776" cy="2682472"/>
+                    </a:xfrm>
+                    <a:prstGeom prst="rect">
+                      <a:avLst/>
+                    </a:prstGeom>
+                  </pic:spPr>
+                </pic:pic>
+              </a:graphicData>
+            </a:graphic>
+          </wp:inline>
+        </w:drawing>
+      </w:r>
+    </w:p>
+    <w:p>
+      <w:pPr>
+        <w:pStyle w:val="ListParagraph"/>
+        <w:numPr>
+          <w:ilvl w:val="0"/>
+          <w:numId w:val="1"/>
+        </w:numPr>
+        <w:rPr>
+          <w:b/>
+          <w:bCs/>
+        </w:rPr>
+      </w:pPr>
+      <w:r>
+        <w:rPr>
+          <w:b/>
+          <w:bCs/>
+        </w:rPr>
+        <w:t xml:space="preserve">STP </w:t>
+      </w:r>
+      <w:proofErr w:type="spellStart"/>
+      <w:r>
+        <w:rPr>
+          <w:b/>
+          <w:bCs/>
+        </w:rPr>
+        <w:t>Portfast</w:t>
+      </w:r>
+      <w:proofErr w:type="spellEnd"/>
+      <w:r>
+        <w:rPr>
+          <w:b/>
+          <w:bCs/>
+        </w:rPr>
+        <w:t xml:space="preserve"> and </w:t>
+      </w:r>
+      <w:proofErr w:type="spellStart"/>
+      <w:r>
+        <w:rPr>
+          <w:b/>
+          <w:bCs/>
+        </w:rPr>
+        <w:t>BPDUguard</w:t>
+      </w:r>
+      <w:proofErr w:type="spellEnd"/>
+      <w:r>
+        <w:rPr>
+          <w:b/>
+          <w:bCs/>
+        </w:rPr>
+        <w:t xml:space="preserve"> configs on all access ports </w:t>
       </w:r>
     </w:p>
     <w:sectPr>
@@ -53,7 +1843,7 @@
   <w:abstractNum w:abstractNumId="0" w15:restartNumberingAfterBreak="0">
     <w:nsid w:val="33AF036D"/>
     <w:multiLevelType w:val="hybridMultilevel"/>
-    <w:tmpl w:val="94169D4E"/>
+    <w:tmpl w:val="E946C9EC"/>
     <w:lvl w:ilvl="0" w:tplc="0409000F">
       <w:start w:val="1"/>
       <w:numFmt w:val="decimal"/>
